--- a/assets/dambbukharu/business-plan-v2.1.docx
+++ b/assets/dambbukharu/business-plan-v2.1.docx
@@ -14997,7 +14997,7 @@
           <w:sz w:val="21"/>
           <w:szCs w:val="21"/>
         </w:rPr>
-        <w:t xml:space="preserve">0~3개월 — 정식 출시·보태기 탑재, 베타 유료 전환</w:t>
+        <w:t xml:space="preserve">0~5개월 — 정식 출시·보태기 탑재, 베타 유료 전환</w:t>
       </w:r>
     </w:p>
     <w:p>
